--- a/laravel-app/database/data/internship/handbooks/cloud_computing/Beyond_Cloud_Internship_Day_165_Student_Handbook.docx
+++ b/laravel-app/database/data/internship/handbooks/cloud_computing/Beyond_Cloud_Internship_Day_165_Student_Handbook.docx
@@ -38,7 +38,7 @@
           <w:color w:val="1E293B"/>
           <w:sz w:val="28"/>
         </w:rPr>
-        <w:t>High Availability And Disaster Recovery</w:t>
+        <w:t>Storage, Data Transfer, and Hidden Cost Drivers</w:t>
       </w:r>
     </w:p>
     <w:p>
@@ -50,7 +50,7 @@
           <w:b w:val="0"/>
           <w:sz w:val="22"/>
         </w:rPr>
-        <w:t>Independent build. Full student study guide and practical laboratory manual for Beyond Enterprise interns.</w:t>
+        <w:t>Applied practice. Full student study guide and practical laboratory manual for Beyond Enterprise interns.</w:t>
       </w:r>
     </w:p>
     <w:tbl>
@@ -141,7 +141,7 @@
               <w:rPr>
                 <w:sz w:val="18"/>
               </w:rPr>
-              <w:t>Independent build</w:t>
+              <w:t>Applied practice</w:t>
             </w:r>
           </w:p>
         </w:tc>
@@ -154,7 +154,7 @@
               <w:rPr>
                 <w:sz w:val="18"/>
               </w:rPr>
-              <w:t>advanced</w:t>
+              <w:t>intermediate-to-advanced</w:t>
             </w:r>
           </w:p>
         </w:tc>
@@ -167,7 +167,7 @@
               <w:rPr>
                 <w:sz w:val="18"/>
               </w:rPr>
-              <w:t>8 hours</w:t>
+              <w:t>8.0 hours</w:t>
             </w:r>
           </w:p>
         </w:tc>
@@ -180,7 +180,7 @@
               <w:rPr>
                 <w:sz w:val="18"/>
               </w:rPr>
-              <w:t>VirtualBox, Docker, GitHub, free tiers or local cloud emulators</w:t>
+              <w:t>pricing calculators where authorized, spreadsheets, diagramming tools, local labs, provide</w:t>
             </w:r>
           </w:p>
         </w:tc>
@@ -198,7 +198,7 @@
           <w:color w:val="0B3F90"/>
           <w:sz w:val="20"/>
         </w:rPr>
-        <w:t>Day 165 objective  Complete the independent build for High Availability And Disaster Recovery: Apply high availability and disaster recovery safely and explain the result in a professional technical report.</w:t>
+        <w:t>Day 165 objective  Complete the applied practice for Storage, Data Transfer, and Hidden Cost Drivers: Estimate lifecycle, requests, egress, backups, logs, and support costs.</w:t>
       </w:r>
     </w:p>
     <w:p>
@@ -270,7 +270,7 @@
           <w:b w:val="0"/>
           <w:sz w:val="22"/>
         </w:rPr>
-        <w:t>Submit: Working result evidence, design/configuration files, and a list of assumptions..</w:t>
+        <w:t>Submit: Setup evidence, completed lab artifact, independent verification, cost/cleanup record, safety check, and short technical report..</w:t>
       </w:r>
     </w:p>
     <w:p>
@@ -377,7 +377,7 @@
               <w:rPr>
                 <w:sz w:val="18"/>
               </w:rPr>
-              <w:t>Rewrite objective in own words</w:t>
+              <w:t>Assessment brief + rubric review</w:t>
             </w:r>
           </w:p>
         </w:tc>
@@ -390,7 +390,7 @@
               <w:rPr>
                 <w:sz w:val="18"/>
               </w:rPr>
-              <w:t>Frame table</w:t>
+              <w:t>Plan</w:t>
             </w:r>
           </w:p>
         </w:tc>
@@ -418,7 +418,7 @@
               <w:rPr>
                 <w:sz w:val="18"/>
               </w:rPr>
-              <w:t>Independent build</w:t>
+              <w:t>End-to-end demonstration</w:t>
             </w:r>
           </w:p>
         </w:tc>
@@ -431,7 +431,7 @@
               <w:rPr>
                 <w:sz w:val="18"/>
               </w:rPr>
-              <w:t>Artifact</w:t>
+              <w:t>Demo evidence</w:t>
             </w:r>
           </w:p>
         </w:tc>
@@ -500,7 +500,7 @@
               <w:rPr>
                 <w:sz w:val="18"/>
               </w:rPr>
-              <w:t>Test / measure / review</w:t>
+              <w:t>Self-score against rubric</w:t>
             </w:r>
           </w:p>
         </w:tc>
@@ -513,7 +513,7 @@
               <w:rPr>
                 <w:sz w:val="18"/>
               </w:rPr>
-              <w:t>Results</w:t>
+              <w:t>Self-score sheet</w:t>
             </w:r>
           </w:p>
         </w:tc>
@@ -541,7 +541,7 @@
               <w:rPr>
                 <w:sz w:val="18"/>
               </w:rPr>
-              <w:t>Documentation while building</w:t>
+              <w:t>Reflection: wins, failures, next steps</w:t>
             </w:r>
           </w:p>
         </w:tc>
@@ -554,7 +554,7 @@
               <w:rPr>
                 <w:sz w:val="18"/>
               </w:rPr>
-              <w:t>README notes</w:t>
+              <w:t>Reflection</w:t>
             </w:r>
           </w:p>
         </w:tc>
@@ -569,7 +569,7 @@
               <w:rPr>
                 <w:sz w:val="18"/>
               </w:rPr>
-              <w:t>5:45–6:00</w:t>
+              <w:t>5:45–8:00</w:t>
             </w:r>
           </w:p>
         </w:tc>
@@ -582,7 +582,7 @@
               <w:rPr>
                 <w:sz w:val="18"/>
               </w:rPr>
-              <w:t>Break</w:t>
+              <w:t>Final evidence pack + report</w:t>
             </w:r>
           </w:p>
         </w:tc>
@@ -595,48 +595,7 @@
               <w:rPr>
                 <w:sz w:val="18"/>
               </w:rPr>
-              <w:t>—</w:t>
-            </w:r>
-          </w:p>
-        </w:tc>
-      </w:tr>
-      <w:tr>
-        <w:tc>
-          <w:tcPr>
-            <w:tcW w:type="dxa" w:w="3408"/>
-          </w:tcPr>
-          <w:p>
-            <w:r>
-              <w:rPr>
-                <w:sz w:val="18"/>
-              </w:rPr>
-              <w:t>6:00–8:00</w:t>
-            </w:r>
-          </w:p>
-        </w:tc>
-        <w:tc>
-          <w:tcPr>
-            <w:tcW w:type="dxa" w:w="3408"/>
-          </w:tcPr>
-          <w:p>
-            <w:r>
-              <w:rPr>
-                <w:sz w:val="18"/>
-              </w:rPr>
-              <w:t>Evidence + report + rehearsal</w:t>
-            </w:r>
-          </w:p>
-        </w:tc>
-        <w:tc>
-          <w:tcPr>
-            <w:tcW w:type="dxa" w:w="3408"/>
-          </w:tcPr>
-          <w:p>
-            <w:r>
-              <w:rPr>
-                <w:sz w:val="18"/>
-              </w:rPr>
-              <w:t>Ready pack</w:t>
+              <w:t>Submission</w:t>
             </w:r>
           </w:p>
         </w:tc>
@@ -660,7 +619,7 @@
           <w:b w:val="0"/>
           <w:sz w:val="20"/>
         </w:rPr>
-        <w:t>Curriculum objective (source of truth): Apply high availability and disaster recovery safely and explain the result in a professional technical report.</w:t>
+        <w:t>Curriculum objective (source of truth): Estimate lifecycle, requests, egress, backups, logs, and support costs.</w:t>
       </w:r>
     </w:p>
     <w:p>
@@ -672,7 +631,7 @@
           <w:b w:val="0"/>
           <w:sz w:val="22"/>
         </w:rPr>
-        <w:t>Explain High Availability And Disaster Recovery to a supervisor in under two minutes.</w:t>
+        <w:t>Explain Storage, Data Transfer, and Hidden Cost Drivers to a supervisor in under two minutes.</w:t>
       </w:r>
     </w:p>
     <w:p>
@@ -684,7 +643,7 @@
           <w:b w:val="0"/>
           <w:sz w:val="22"/>
         </w:rPr>
-        <w:t>Configure or verify the approved tools required for High Availability And Disaster Recovery.</w:t>
+        <w:t>Configure or verify the approved tools required for Storage, Data Transfer, and Hidden Cost Drivers.</w:t>
       </w:r>
     </w:p>
     <w:p>
@@ -696,7 +655,7 @@
           <w:b w:val="0"/>
           <w:sz w:val="22"/>
         </w:rPr>
-        <w:t>Implement or perform the independent build practical for this topic.</w:t>
+        <w:t>Implement or perform the applied practice practical for this topic.</w:t>
       </w:r>
     </w:p>
     <w:p>
@@ -752,7 +711,7 @@
           <w:b w:val="0"/>
           <w:sz w:val="22"/>
         </w:rPr>
-        <w:t>Define the professional meaning of “High Availability And Disaster Recovery” before you use tools. Do not split the title into meaningless words. Connect each concept to today's practical action.</w:t>
+        <w:t>Define the professional meaning of “Storage, Data Transfer, and Hidden Cost Drivers” before you use tools. Do not split the title into meaningless words. Connect each concept to today's practical action.</w:t>
       </w:r>
     </w:p>
     <w:tbl>
@@ -860,7 +819,7 @@
               <w:rPr>
                 <w:sz w:val="18"/>
               </w:rPr>
-              <w:t>Core topic skill</w:t>
+              <w:t>Problem framing</w:t>
             </w:r>
           </w:p>
         </w:tc>
@@ -873,7 +832,7 @@
               <w:rPr>
                 <w:sz w:val="18"/>
               </w:rPr>
-              <w:t>Professional practice for High Availability And Disaster Recovery</w:t>
+              <w:t>Who needs what, constraints, success criteria</w:t>
             </w:r>
           </w:p>
         </w:tc>
@@ -886,7 +845,7 @@
               <w:rPr>
                 <w:sz w:val="18"/>
               </w:rPr>
-              <w:t>Complete today's practical objective</w:t>
+              <w:t>Write a short frame table</w:t>
             </w:r>
           </w:p>
         </w:tc>
@@ -899,7 +858,7 @@
               <w:rPr>
                 <w:sz w:val="18"/>
               </w:rPr>
-              <w:t>Shallow buzzword-only work</w:t>
+              <w:t>Building the wrong thing</w:t>
             </w:r>
           </w:p>
         </w:tc>
@@ -912,7 +871,7 @@
               <w:rPr>
                 <w:sz w:val="18"/>
               </w:rPr>
-              <w:t>Demonstrate with evidence</w:t>
+              <w:t>Supervisor review of frame</w:t>
             </w:r>
           </w:p>
         </w:tc>
@@ -927,7 +886,7 @@
               <w:rPr>
                 <w:sz w:val="18"/>
               </w:rPr>
-              <w:t>Tool discipline</w:t>
+              <w:t>Train vs evaluation data</w:t>
             </w:r>
           </w:p>
         </w:tc>
@@ -940,7 +899,7 @@
               <w:rPr>
                 <w:sz w:val="18"/>
               </w:rPr>
-              <w:t>Use only approved tools/versions</w:t>
+              <w:t>Learn on one set; judge on another</w:t>
             </w:r>
           </w:p>
         </w:tc>
@@ -953,7 +912,7 @@
               <w:rPr>
                 <w:sz w:val="18"/>
               </w:rPr>
-              <w:t>Verify tools before lab</w:t>
+              <w:t>Keep a held-out TEST set</w:t>
             </w:r>
           </w:p>
         </w:tc>
@@ -966,7 +925,7 @@
               <w:rPr>
                 <w:sz w:val="18"/>
               </w:rPr>
-              <w:t>Unapproved downloads</w:t>
+              <w:t>Testing on training data</w:t>
             </w:r>
           </w:p>
         </w:tc>
@@ -979,7 +938,7 @@
               <w:rPr>
                 <w:sz w:val="18"/>
               </w:rPr>
-              <w:t>Official sources only</w:t>
+              <w:t>Document the split</w:t>
             </w:r>
           </w:p>
         </w:tc>
@@ -994,7 +953,7 @@
               <w:rPr>
                 <w:sz w:val="18"/>
               </w:rPr>
-              <w:t>Professional documentation</w:t>
+              <w:t>Human oversight</w:t>
             </w:r>
           </w:p>
         </w:tc>
@@ -1007,7 +966,7 @@
               <w:rPr>
                 <w:sz w:val="18"/>
               </w:rPr>
-              <w:t>Clear enough for handover</w:t>
+              <w:t>A person remains accountable</w:t>
             </w:r>
           </w:p>
         </w:tc>
@@ -1020,7 +979,7 @@
               <w:rPr>
                 <w:sz w:val="18"/>
               </w:rPr>
-              <w:t>Write procedure + results</w:t>
+              <w:t>Disclose AI help; verify claims</w:t>
             </w:r>
           </w:p>
         </w:tc>
@@ -1033,7 +992,7 @@
               <w:rPr>
                 <w:sz w:val="18"/>
               </w:rPr>
-              <w:t>Undocumented changes</w:t>
+              <w:t>Blind trust in outputs</w:t>
             </w:r>
           </w:p>
         </w:tc>
@@ -1046,7 +1005,7 @@
               <w:rPr>
                 <w:sz w:val="18"/>
               </w:rPr>
-              <w:t>README + report template</w:t>
+              <w:t>AI/tool disclosure block</w:t>
             </w:r>
           </w:p>
         </w:tc>
@@ -1307,7 +1266,7 @@
           <w:b w:val="0"/>
           <w:sz w:val="22"/>
         </w:rPr>
-        <w:t>Tools available: VirtualBox, Docker, GitHub, free tiers or local cloud emulators.</w:t>
+        <w:t>Tools available: pricing calculators where authorized, spreadsheets, diagramming tools, local labs, provider documentation.</w:t>
       </w:r>
     </w:p>
     <w:p>
@@ -1422,7 +1381,7 @@
               <w:rPr>
                 <w:sz w:val="18"/>
               </w:rPr>
-              <w:t>VirtualBox, Docker, GitHub, free tiers or local cloud emulators</w:t>
+              <w:t>pricing calculators where authorized, spreadsheets, diagramming tools, local labs, provider documentation</w:t>
             </w:r>
           </w:p>
         </w:tc>
@@ -1504,7 +1463,7 @@
           <w:b w:val="0"/>
           <w:sz w:val="18"/>
         </w:rPr>
-        <w:t>└── Day_165_High_Availability_And_Disaster_Recovery/</w:t>
+        <w:t>└── Day_165_Storage_Data_Transfer_and_Hidden_Cost_Drivers/</w:t>
       </w:r>
     </w:p>
     <w:p>
@@ -1657,7 +1616,7 @@
           <w:b w:val="0"/>
           <w:sz w:val="18"/>
         </w:rPr>
-        <w:t>mkdir Beyond_Cloud_Internship\Day_165_High_Availability_And_Disaster_Recovery\evidence, Beyond_Cloud_Internship\Day_165_High_Availability_And_Disaster_Recovery\notebooks, Beyond_Cloud_Internship\Day_165_High_Availability_And_Disaster_Recovery\src, Beyond_Cloud_Internship\Day_165_High_Availability_And_Disaster_Recovery\data, Beyond_Cloud_Internship\Day_165_High_Availability_And_Disaster_Recovery\output, Beyond_Cloud_Internship\Day_165_High_Availability_And_Disaster_Recovery\report -Force</w:t>
+        <w:t>mkdir Beyond_Cloud_Internship\Day_165_Storage_Data_Transfer_and_Hidden_Cost_Drivers\evidence, Beyond_Cloud_Internship\Day_165_Storage_Data_Transfer_and_Hidden_Cost_Drivers\notebooks, Beyond_Cloud_Internship\Day_165_Storage_Data_Transfer_and_Hidden_Cost_Drivers\src, Beyond_Cloud_Internship\Day_165_Storage_Data_Transfer_and_Hidden_Cost_Drivers\data, Beyond_Cloud_Internship\Day_165_Storage_Data_Transfer_and_Hidden_Cost_Drivers\output, Beyond_Cloud_Internship\Day_165_Storage_Data_Transfer_and_Hidden_Cost_Drivers\report -Force</w:t>
       </w:r>
     </w:p>
     <w:p/>
@@ -1698,7 +1657,7 @@
           <w:b w:val="0"/>
           <w:sz w:val="18"/>
         </w:rPr>
-        <w:t>mkdir -p Beyond_Cloud_Internship/Day_165_High_Availability_And_Disaster_Recovery/{evidence,notebooks,src,data,output,report}</w:t>
+        <w:t>mkdir -p Beyond_Cloud_Internship/Day_165_Storage_Data_Transfer_and_Hidden_Cost_Drivers/{evidence,notebooks,src,data,output,report}</w:t>
       </w:r>
     </w:p>
     <w:p/>
@@ -1814,7 +1773,7 @@
           <w:color w:val="0B3F90"/>
           <w:sz w:val="24"/>
         </w:rPr>
-        <w:t>Independent build: High Availability And Disaster Recovery</w:t>
+        <w:t>Applied practice: Storage, Data Transfer, and Hidden Cost Drivers</w:t>
       </w:r>
     </w:p>
     <w:p>
@@ -1838,7 +1797,7 @@
           <w:b w:val="0"/>
           <w:sz w:val="20"/>
         </w:rPr>
-        <w:t>• Recreate the high availability and disaster recovery solution from a stated scenario without copying the guided answer. Use only approved equipment or an isolated VM lab.</w:t>
+        <w:t>• Review Day 164 prerequisites and read the complete Day 165 objective before changing any lab resource.</w:t>
       </w:r>
     </w:p>
     <w:p>
@@ -1850,7 +1809,7 @@
           <w:b w:val="0"/>
           <w:sz w:val="20"/>
         </w:rPr>
-        <w:t>• Work only in an authorized lab, VM or on equipment assigned by Beyond.</w:t>
+        <w:t>• Confirm written authorization, account/sandbox boundary, region, quota, budget alert, and cleanup responsibility before provisioning.</w:t>
       </w:r>
     </w:p>
     <w:p>
@@ -1862,7 +1821,79 @@
           <w:b w:val="0"/>
           <w:sz w:val="20"/>
         </w:rPr>
-        <w:t>• Keep time entries truthful and ask the supervisor before changing production equipment.</w:t>
+        <w:t>• Verify only the tools required today and record versions; prefer local emulators when provider access or free-tier status is uncertain.</w:t>
+      </w:r>
+    </w:p>
+    <w:p>
+      <w:pPr>
+        <w:spacing w:after="120"/>
+      </w:pPr>
+      <w:r>
+        <w:rPr>
+          <w:b w:val="0"/>
+          <w:sz w:val="20"/>
+        </w:rPr>
+        <w:t>• Create Day_165_storage_data_transfer_and_hidden_cost_drivers with evidence, config or src, output, and report folders. Prevent secrets and state files from entering version control.</w:t>
+      </w:r>
+    </w:p>
+    <w:p>
+      <w:pPr>
+        <w:spacing w:after="120"/>
+      </w:pPr>
+      <w:r>
+        <w:rPr>
+          <w:b w:val="0"/>
+          <w:sz w:val="20"/>
+        </w:rPr>
+        <w:t>• Complete the practical objective: Estimate lifecycle, requests, egress, backups, logs, and support costs.</w:t>
+      </w:r>
+    </w:p>
+    <w:p>
+      <w:pPr>
+        <w:spacing w:after="120"/>
+      </w:pPr>
+      <w:r>
+        <w:rPr>
+          <w:b w:val="0"/>
+          <w:sz w:val="20"/>
+        </w:rPr>
+        <w:t>• Record commands/configuration, expected result, observed result, resource identifiers without secrets, cost/usage check, and any deviations.</w:t>
+      </w:r>
+    </w:p>
+    <w:p>
+      <w:pPr>
+        <w:spacing w:after="120"/>
+      </w:pPr>
+      <w:r>
+        <w:rPr>
+          <w:b w:val="0"/>
+          <w:sz w:val="20"/>
+        </w:rPr>
+        <w:t>• Verify independently using a second command, connectivity test, configuration diff, monitoring view, clean rerun, restore test, or peer review.</w:t>
+      </w:r>
+    </w:p>
+    <w:p>
+      <w:pPr>
+        <w:spacing w:after="120"/>
+      </w:pPr>
+      <w:r>
+        <w:rPr>
+          <w:b w:val="0"/>
+          <w:sz w:val="20"/>
+        </w:rPr>
+        <w:t>• Stop and remove only assigned disposable resources; verify deletion, released IPs/storage, stopped services, and current billing/usage dashboard where applicable.</w:t>
+      </w:r>
+    </w:p>
+    <w:p>
+      <w:pPr>
+        <w:spacing w:after="120"/>
+      </w:pPr>
+      <w:r>
+        <w:rPr>
+          <w:b w:val="0"/>
+          <w:sz w:val="20"/>
+        </w:rPr>
+        <w:t>• Package evidence and write a professional report covering architecture, security, cost, verification, troubleshooting, limitations, and AI/tool assistance.</w:t>
       </w:r>
     </w:p>
     <w:p>
@@ -1888,7 +1919,7 @@
           <w:b w:val="0"/>
           <w:sz w:val="18"/>
         </w:rPr>
-        <w:t># day_165_lab.py — Independent build: High Availability And Disaster Recovery</w:t>
+        <w:t># day_165_lab.py — Applied practice: Storage, Data Transfer, and Hidden Cost Drivers</w:t>
       </w:r>
     </w:p>
     <w:p>
@@ -1930,7 +1961,7 @@
           <w:b w:val="0"/>
           <w:sz w:val="18"/>
         </w:rPr>
-        <w:t>"""Day 165 practical starter for High Availability And Disaster Recovery.</w:t>
+        <w:t>"""Day 165 practical starter for Storage, Data Transfer, and Hidden Cost Drivers.</w:t>
       </w:r>
     </w:p>
     <w:p>
@@ -2112,7 +2143,7 @@
           <w:b w:val="0"/>
           <w:sz w:val="18"/>
         </w:rPr>
-        <w:t xml:space="preserve">    print("Program topic:", 'High Availability And Disaster Recovery')</w:t>
+        <w:t xml:space="preserve">    print("Program topic:", 'Storage, Data Transfer, and Hidden Cost Drivers')</w:t>
       </w:r>
     </w:p>
     <w:p>
@@ -2126,7 +2157,7 @@
           <w:b w:val="0"/>
           <w:sz w:val="18"/>
         </w:rPr>
-        <w:t xml:space="preserve">    print("Day mode:", 'Independent build')</w:t>
+        <w:t xml:space="preserve">    print("Day mode:", 'Applied practice')</w:t>
       </w:r>
     </w:p>
     <w:p>
@@ -5731,7 +5762,7 @@
           <w:b w:val="0"/>
           <w:sz w:val="22"/>
         </w:rPr>
-        <w:t>Objective addressed for High Availability And Disaster Recovery</w:t>
+        <w:t>Objective addressed for Storage, Data Transfer, and Hidden Cost Drivers</w:t>
       </w:r>
     </w:p>
     <w:p>
@@ -5743,7 +5774,7 @@
           <w:b w:val="0"/>
           <w:sz w:val="22"/>
         </w:rPr>
-        <w:t>Independent build practical completed</w:t>
+        <w:t>Applied practice practical completed</w:t>
       </w:r>
     </w:p>
     <w:p>
@@ -5835,7 +5866,7 @@
           <w:b w:val="0"/>
           <w:sz w:val="22"/>
         </w:rPr>
-        <w:t>Matches: Working result evidence, design/configuration files, and a list of assumptions.</w:t>
+        <w:t>Matches: Setup evidence, completed lab artifact, independent verification, cost/cleanup record, safety check, and short technical report.</w:t>
       </w:r>
     </w:p>
     <w:p>
@@ -5867,7 +5898,7 @@
           <w:b w:val="0"/>
           <w:sz w:val="22"/>
         </w:rPr>
-        <w:t>Explain High Availability And Disaster Recovery without reading.</w:t>
+        <w:t>Explain Storage, Data Transfer, and Hidden Cost Drivers without reading.</w:t>
       </w:r>
     </w:p>
     <w:p>
@@ -5959,7 +5990,7 @@
           <w:b w:val="0"/>
           <w:sz w:val="22"/>
         </w:rPr>
-        <w:t>Today is Day 165 (Independent build) on High Availability And Disaster Recovery. I worked only in the authorized Beyond cloud lab. I completed the practical objective, verified with a second check, and packaged evidence. Main risk: unauthorized or unsafe action; control: checklist + supervisor escalation. Limitation: classroom/lab scope only. Next: continue the topic cycle and keep documentation reproducible.</w:t>
+        <w:t>Today is Day 165 (Applied practice) on Storage, Data Transfer, and Hidden Cost Drivers. I worked only in the authorized Beyond cloud lab. I completed the practical objective, verified with a second check, and packaged evidence. Main risk: unauthorized or unsafe action; control: checklist + supervisor escalation. Limitation: classroom/lab scope only. Next: continue the topic cycle and keep documentation reproducible.</w:t>
       </w:r>
     </w:p>
     <w:p>
